--- a/projects/clinician-flow/reports/Lumen_Chart_HE_Summary_Report.docx
+++ b/projects/clinician-flow/reports/Lumen_Chart_HE_Summary_Report.docx
@@ -846,14 +846,7 @@
         <w:spacing w:after="40"/>
       </w:pPr>
       <w:r>
-        <w:rPr>
-          <w:rFonts w:ascii="Calibri" w:hAnsi="Calibri"/>
-          <w:b/>
-          <w:i w:val="0"/>
-          <w:color w:val="1F2937"/>
-          <w:sz w:val="22"/>
-        </w:rPr>
-        <w:t>Pre-sign acknowledgments can be raced through with pure checkbox clicks</w:t>
+        <w:t>Pre-sign acknowledgments could be clicked through without reading</w:t>
       </w:r>
     </w:p>
     <w:p>
@@ -1013,14 +1006,7 @@
         <w:spacing w:after="80"/>
       </w:pPr>
       <w:r>
-        <w:rPr>
-          <w:rFonts w:ascii="Calibri" w:hAnsi="Calibri"/>
-          <w:b w:val="0"/>
-          <w:i w:val="0"/>
-          <w:color w:val="1F2937"/>
-          <w:sz w:val="22"/>
-        </w:rPr>
-        <w:t>Strengthen the pre-sign gate so pure checkbox-racing is harder (micro-scroll, hold-to-confirm, or progressive disclosure).</w:t>
+        <w:t>Strengthen the pre-sign gate so speed-clicking through checkboxes without reading is harder (micro-scroll, hold-to-confirm, or progressive disclosure).</w:t>
       </w:r>
     </w:p>
     <w:p>
@@ -1229,6 +1215,31 @@
       </w:r>
     </w:p>
     <w:p/>
+    <w:p>
+      <w:r>
+        <w:t>6. Relationship to Moderated Usability Testing</w:t>
+      </w:r>
+    </w:p>
+    <w:p>
+      <w:r>
+        <w:t>This heuristic evaluation was conducted separately from one moderated think-aloud session on the same prototype. The methods produced complementary, distinct findings rather than duplicate signals.</w:t>
+      </w:r>
+    </w:p>
+    <w:p>
+      <w:r>
+        <w:t>Heuristic review surfaced reversibility and recovery gaps: no Unaccept control, pre-sign gates users could click through without reading, weak write-failure recovery, and no mid-flow discard.</w:t>
+      </w:r>
+    </w:p>
+    <w:p>
+      <w:r>
+        <w:t>The moderated session surfaced learnability and semantics gaps: amber read as generic urgency, overlooked edit affordances, and the need for first-load onboarding.</w:t>
+      </w:r>
+    </w:p>
+    <w:p>
+      <w:r>
+        <w:t>Together they informed one refinement plan documented on the Lumen Chart case study site.</w:t>
+      </w:r>
+    </w:p>
     <w:p>
       <w:pPr>
         <w:spacing w:after="80"/>
